--- a/testakten/hinweisgeberschutz-nda-meldekanal-waldkrone/01-mandatsnotiz-und-arbeitsauftrag.docx
+++ b/testakten/hinweisgeberschutz-nda-meldekanal-waldkrone/01-mandatsnotiz-und-arbeitsauftrag.docx
@@ -2,49 +2,1880 @@
 <file path=word/document.xml><?xml version="1.0" encoding="utf-8"?>
 <w:document xmlns:wpc="http://schemas.microsoft.com/office/word/2010/wordprocessingCanvas" xmlns:mo="http://schemas.microsoft.com/office/mac/office/2008/main" xmlns:mc="http://schemas.openxmlformats.org/markup-compatibility/2006" xmlns:mv="urn:schemas-microsoft-com:mac:vml" xmlns:o="urn:schemas-microsoft-com:office:office" xmlns:r="http://schemas.openxmlformats.org/officeDocument/2006/relationships" xmlns:m="http://schemas.openxmlformats.org/officeDocument/2006/math" xmlns:v="urn:schemas-microsoft-com:vml" xmlns:wp14="http://schemas.microsoft.com/office/word/2010/wordprocessingDrawing" xmlns:wp="http://schemas.openxmlformats.org/drawingml/2006/wordprocessingDrawing" xmlns:w10="urn:schemas-microsoft-com:office:word" xmlns:w="http://schemas.openxmlformats.org/wordprocessingml/2006/main" xmlns:w14="http://schemas.microsoft.com/office/word/2010/wordml" xmlns:wpg="http://schemas.microsoft.com/office/word/2010/wordprocessingGroup" xmlns:wpi="http://schemas.microsoft.com/office/word/2010/wordprocessingInk" xmlns:wne="http://schemas.microsoft.com/office/word/2006/wordml" xmlns:wps="http://schemas.microsoft.com/office/word/2010/wordprocessingShape" mc:Ignorable="w14 wp14">
   <w:body>
+    <w:tbl>
+      <w:tblPr>
+        <w:tblW w:type="auto" w:w="0"/>
+        <w:tblLayout w:type="fixed"/>
+        <w:tblLook w:firstColumn="1" w:firstRow="1" w:lastColumn="0" w:lastRow="0" w:noHBand="0" w:noVBand="1" w:val="04A0"/>
+      </w:tblPr>
+      <w:tblGrid>
+        <w:gridCol w:w="6520"/>
+        <w:gridCol w:w="2948"/>
+      </w:tblGrid>
+      <w:tr>
+        <w:tc>
+          <w:tcPr>
+            <w:tcW w:type="dxa" w:w="4790"/>
+            <w:tcMar>
+              <w:top w:w="0" w:type="dxa"/>
+              <w:start w:w="0" w:type="dxa"/>
+              <w:bottom w:w="80" w:type="dxa"/>
+              <w:end w:w="80" w:type="dxa"/>
+            </w:tcMar>
+          </w:tcPr>
+          <w:p>
+            <w:pPr>
+              <w:spacing w:after="20"/>
+            </w:pPr>
+            <w:r>
+              <w:rPr>
+                <w:b/>
+                <w:color w:val="17324D"/>
+                <w:sz w:val="24"/>
+              </w:rPr>
+              <w:t>BRETTSCHNEIDER · HOLLÄNDER RECHTSANWÄLTE</w:t>
+            </w:r>
+          </w:p>
+          <w:p>
+            <w:pPr>
+              <w:spacing w:after="0"/>
+            </w:pPr>
+            <w:r>
+              <w:rPr>
+                <w:color w:val="59636B"/>
+                <w:sz w:val="16"/>
+              </w:rPr>
+              <w:t>Neue Mainzer Straße 52 · 60311 Frankfurt am Main · Telefon 069 921 48 60 · Fax 069 921 48 629</w:t>
+            </w:r>
+          </w:p>
+          <w:p>
+            <w:pPr>
+              <w:spacing w:after="0"/>
+            </w:pPr>
+            <w:r>
+              <w:rPr>
+                <w:color w:val="59636B"/>
+                <w:sz w:val="16"/>
+              </w:rPr>
+              <w:t>compliance@bh-recht.de · Partnerschaftsregister AG Frankfurt am Main PR 2184</w:t>
+            </w:r>
+          </w:p>
+        </w:tc>
+        <w:tc>
+          <w:tcPr>
+            <w:tcW w:type="dxa" w:w="4790"/>
+            <w:tcMar>
+              <w:top w:w="0" w:type="dxa"/>
+              <w:start w:w="80" w:type="dxa"/>
+              <w:bottom w:w="80" w:type="dxa"/>
+              <w:end w:w="0" w:type="dxa"/>
+            </w:tcMar>
+          </w:tcPr>
+          <w:p>
+            <w:pPr>
+              <w:jc w:val="right"/>
+            </w:pPr>
+            <w:r>
+              <w:rPr>
+                <w:b/>
+                <w:color w:val="2E668B"/>
+                <w:sz w:val="18"/>
+              </w:rPr>
+              <w:t>VERTRAULICH · MANDATSAUFNAHME</w:t>
+            </w:r>
+          </w:p>
+        </w:tc>
+      </w:tr>
+    </w:tbl>
+    <w:p>
+      <w:pPr>
+        <w:spacing w:after="160"/>
+        <w:pBdr>
+          <w:bottom w:val="single" w:sz="10" w:space="1" w:color="2E668B"/>
+        </w:pBdr>
+      </w:pPr>
+    </w:p>
+    <w:p>
+      <w:pPr>
+        <w:pStyle w:val="Title"/>
+      </w:pPr>
+      <w:r>
+        <w:t>Mandatsaufnahme Hinweisfall HIN-26-014</w:t>
+      </w:r>
+    </w:p>
+    <w:p>
+      <w:pPr>
+        <w:spacing w:after="180"/>
+      </w:pPr>
+      <w:r>
+        <w:rPr>
+          <w:b/>
+          <w:color w:val="2E668B"/>
+        </w:rPr>
+        <w:t>Waldkrone HealthTech GmbH · Produktdokumentation, Exportfreigaben und Bonusentscheidung</w:t>
+      </w:r>
+    </w:p>
+    <w:tbl>
+      <w:tblPr>
+        <w:tblW w:type="auto" w:w="0"/>
+        <w:tblLayout w:type="fixed"/>
+        <w:tblLook w:firstColumn="1" w:firstRow="1" w:lastColumn="0" w:lastRow="0" w:noHBand="0" w:noVBand="1" w:val="04A0"/>
+      </w:tblPr>
+      <w:tblGrid>
+        <w:gridCol w:w="2268"/>
+        <w:gridCol w:w="7200"/>
+      </w:tblGrid>
+      <w:tr>
+        <w:tc>
+          <w:tcPr>
+            <w:tcW w:type="dxa" w:w="2268"/>
+            <w:shd w:fill="EAF1F5"/>
+            <w:tcMar>
+              <w:top w:w="90" w:type="dxa"/>
+              <w:start w:w="90" w:type="dxa"/>
+              <w:bottom w:w="90" w:type="dxa"/>
+              <w:end w:w="90" w:type="dxa"/>
+            </w:tcMar>
+            <w:vAlign w:val="center"/>
+          </w:tcPr>
+          <w:p>
+            <w:pPr>
+              <w:spacing w:after="0"/>
+            </w:pPr>
+            <w:r>
+              <w:rPr>
+                <w:b/>
+                <w:sz w:val="18"/>
+              </w:rPr>
+              <w:t>Aufgenommen</w:t>
+            </w:r>
+          </w:p>
+        </w:tc>
+        <w:tc>
+          <w:tcPr>
+            <w:tcW w:type="dxa" w:w="7200"/>
+            <w:tcMar>
+              <w:top w:w="90" w:type="dxa"/>
+              <w:start w:w="90" w:type="dxa"/>
+              <w:bottom w:w="90" w:type="dxa"/>
+              <w:end w:w="90" w:type="dxa"/>
+            </w:tcMar>
+            <w:vAlign w:val="center"/>
+          </w:tcPr>
+          <w:p>
+            <w:pPr>
+              <w:spacing w:after="0"/>
+            </w:pPr>
+            <w:r>
+              <w:rPr>
+                <w:sz w:val="18"/>
+              </w:rPr>
+              <w:t>1. Juni 2026, 08:35 Uhr, Videokonferenz</w:t>
+            </w:r>
+          </w:p>
+        </w:tc>
+      </w:tr>
+      <w:tr>
+        <w:tc>
+          <w:tcPr>
+            <w:tcW w:type="dxa" w:w="2268"/>
+            <w:shd w:fill="EAF1F5"/>
+            <w:tcMar>
+              <w:top w:w="90" w:type="dxa"/>
+              <w:start w:w="90" w:type="dxa"/>
+              <w:bottom w:w="90" w:type="dxa"/>
+              <w:end w:w="90" w:type="dxa"/>
+            </w:tcMar>
+            <w:vAlign w:val="center"/>
+          </w:tcPr>
+          <w:p>
+            <w:pPr>
+              <w:spacing w:after="0"/>
+            </w:pPr>
+            <w:r>
+              <w:rPr>
+                <w:b/>
+                <w:sz w:val="18"/>
+              </w:rPr>
+              <w:t>Mandantin</w:t>
+            </w:r>
+          </w:p>
+        </w:tc>
+        <w:tc>
+          <w:tcPr>
+            <w:tcW w:type="dxa" w:w="7200"/>
+            <w:tcMar>
+              <w:top w:w="90" w:type="dxa"/>
+              <w:start w:w="90" w:type="dxa"/>
+              <w:bottom w:w="90" w:type="dxa"/>
+              <w:end w:w="90" w:type="dxa"/>
+            </w:tcMar>
+            <w:vAlign w:val="center"/>
+          </w:tcPr>
+          <w:p>
+            <w:pPr>
+              <w:spacing w:after="0"/>
+            </w:pPr>
+            <w:r>
+              <w:rPr>
+                <w:sz w:val="18"/>
+              </w:rPr>
+              <w:t>Waldkrone HealthTech GmbH, Hafenallee 21, 55118 Mainz</w:t>
+            </w:r>
+          </w:p>
+        </w:tc>
+      </w:tr>
+      <w:tr>
+        <w:tc>
+          <w:tcPr>
+            <w:tcW w:type="dxa" w:w="2268"/>
+            <w:shd w:fill="EAF1F5"/>
+            <w:tcMar>
+              <w:top w:w="90" w:type="dxa"/>
+              <w:start w:w="90" w:type="dxa"/>
+              <w:bottom w:w="90" w:type="dxa"/>
+              <w:end w:w="90" w:type="dxa"/>
+            </w:tcMar>
+            <w:vAlign w:val="center"/>
+          </w:tcPr>
+          <w:p>
+            <w:pPr>
+              <w:spacing w:after="0"/>
+            </w:pPr>
+            <w:r>
+              <w:rPr>
+                <w:b/>
+                <w:sz w:val="18"/>
+              </w:rPr>
+              <w:t>Ansprechpartner</w:t>
+            </w:r>
+          </w:p>
+        </w:tc>
+        <w:tc>
+          <w:tcPr>
+            <w:tcW w:type="dxa" w:w="7200"/>
+            <w:tcMar>
+              <w:top w:w="90" w:type="dxa"/>
+              <w:start w:w="90" w:type="dxa"/>
+              <w:bottom w:w="90" w:type="dxa"/>
+              <w:end w:w="90" w:type="dxa"/>
+            </w:tcMar>
+            <w:vAlign w:val="center"/>
+          </w:tcPr>
+          <w:p>
+            <w:pPr>
+              <w:spacing w:after="0"/>
+            </w:pPr>
+            <w:r>
+              <w:rPr>
+                <w:sz w:val="18"/>
+              </w:rPr>
+              <w:t>Dr. Nora Wedekind, Leiterin Recht; Paul Steinmark, externer Compliance-Beauftragter</w:t>
+            </w:r>
+          </w:p>
+        </w:tc>
+      </w:tr>
+      <w:tr>
+        <w:tc>
+          <w:tcPr>
+            <w:tcW w:type="dxa" w:w="2268"/>
+            <w:shd w:fill="EAF1F5"/>
+            <w:tcMar>
+              <w:top w:w="90" w:type="dxa"/>
+              <w:start w:w="90" w:type="dxa"/>
+              <w:bottom w:w="90" w:type="dxa"/>
+              <w:end w:w="90" w:type="dxa"/>
+            </w:tcMar>
+            <w:vAlign w:val="center"/>
+          </w:tcPr>
+          <w:p>
+            <w:pPr>
+              <w:spacing w:after="0"/>
+            </w:pPr>
+            <w:r>
+              <w:rPr>
+                <w:b/>
+                <w:sz w:val="18"/>
+              </w:rPr>
+              <w:t>Meldestelle</w:t>
+            </w:r>
+          </w:p>
+        </w:tc>
+        <w:tc>
+          <w:tcPr>
+            <w:tcW w:type="dxa" w:w="7200"/>
+            <w:tcMar>
+              <w:top w:w="90" w:type="dxa"/>
+              <w:start w:w="90" w:type="dxa"/>
+              <w:bottom w:w="90" w:type="dxa"/>
+              <w:end w:w="90" w:type="dxa"/>
+            </w:tcMar>
+            <w:vAlign w:val="center"/>
+          </w:tcPr>
+          <w:p>
+            <w:pPr>
+              <w:spacing w:after="0"/>
+            </w:pPr>
+            <w:r>
+              <w:rPr>
+                <w:sz w:val="18"/>
+              </w:rPr>
+              <w:t>Interne Referenz HIN-26-014; Erstmeldung 22. Mai 2026; Nachreichung 30. Mai 2026</w:t>
+            </w:r>
+          </w:p>
+        </w:tc>
+      </w:tr>
+      <w:tr>
+        <w:tc>
+          <w:tcPr>
+            <w:tcW w:type="dxa" w:w="2268"/>
+            <w:shd w:fill="EAF1F5"/>
+            <w:tcMar>
+              <w:top w:w="90" w:type="dxa"/>
+              <w:start w:w="90" w:type="dxa"/>
+              <w:bottom w:w="90" w:type="dxa"/>
+              <w:end w:w="90" w:type="dxa"/>
+            </w:tcMar>
+            <w:vAlign w:val="center"/>
+          </w:tcPr>
+          <w:p>
+            <w:pPr>
+              <w:spacing w:after="0"/>
+            </w:pPr>
+            <w:r>
+              <w:rPr>
+                <w:b/>
+                <w:sz w:val="18"/>
+              </w:rPr>
+              <w:t>Sachbearbeitung</w:t>
+            </w:r>
+          </w:p>
+        </w:tc>
+        <w:tc>
+          <w:tcPr>
+            <w:tcW w:type="dxa" w:w="7200"/>
+            <w:tcMar>
+              <w:top w:w="90" w:type="dxa"/>
+              <w:start w:w="90" w:type="dxa"/>
+              <w:bottom w:w="90" w:type="dxa"/>
+              <w:end w:w="90" w:type="dxa"/>
+            </w:tcMar>
+            <w:vAlign w:val="center"/>
+          </w:tcPr>
+          <w:p>
+            <w:pPr>
+              <w:spacing w:after="0"/>
+            </w:pPr>
+            <w:r>
+              <w:rPr>
+                <w:sz w:val="18"/>
+              </w:rPr>
+              <w:t>Rechtsanwältin Dr. Anja Brettschneider; Rechtsanwalt David Holländer</w:t>
+            </w:r>
+          </w:p>
+        </w:tc>
+      </w:tr>
+    </w:tbl>
+    <w:p>
+      <w:pPr>
+        <w:spacing w:after="20"/>
+      </w:pPr>
+    </w:p>
     <w:p>
       <w:pPr>
         <w:pStyle w:val="Heading1"/>
       </w:pPr>
       <w:r>
-        <w:rPr>
-          <w:rFonts w:ascii="Times New Roman" w:hAnsi="Times New Roman"/>
-        </w:rPr>
-        <w:t>Mandatsnotiz</w:t>
+        <w:t>1. Gesprächsanlass</w:t>
       </w:r>
     </w:p>
     <w:p>
       <w:pPr>
-        <w:jc w:val="left"/>
+        <w:widowControl/>
       </w:pPr>
       <w:r>
-        <w:t>Waldkrone HealthTech GmbH erhält einen anonymen Hinweis zu Exportkontrolle, Produktdokumentation und Bonusdruck; zugleich droht ein Deal-NDA mit weit gefasster Verschwiegenheit.</w:t>
+        <w:t>Die interne Meldestelle erhielt über das Portal eine anonyme Meldung zu drei voneinander zu trennenden Vorgängen: fehlende Prüfunterlagen für ein Diagnostikmodul, mögliche Lieferungen an einen gesperrten Vertriebsmittler und Druck auf Beschäftigte, Freigabevermerke rückzudatieren. Parallel verhandelt die Gesellschaft unter dem Projektnamen „Eibenwald“ über den Einstieg der Delphin Capital GmbH; deren NDA-Entwurf erfasst auch Behördenkontakte und interne Meldungen.</w:t>
       </w:r>
     </w:p>
     <w:p>
       <w:pPr>
-        <w:jc w:val="left"/>
+        <w:widowControl/>
       </w:pPr>
       <w:r>
-        <w:t>Beteiligte: Geschäftsleitung, Rechtsabteilung, operative Fachabteilungen, externe IT/Compliance-Berater und mehrere Personen mit eigenen Interessen. Die Akte ist bewusst unaufgeräumt: manche Unterlagen widersprechen sich, Zahlenstände weichen ab und einzelne Dokumente wirken bereits überholt.</w:t>
+        <w:t>Die Geschäftsleitung verlangt bis zum 5. Juni 2026 einen belastbaren Tatsachen- und Maßnahmenstand. Die Meldestelle hat den Eingang am 24. Mai 2026 bestätigt. Die hinweisgebende Person nutzte am 30. Mai den Rückkanal erneut und benannte zwei Speicherorte sowie eine Kollegin als mögliche Auskunftsperson.</w:t>
       </w:r>
     </w:p>
     <w:p>
       <w:pPr>
-        <w:jc w:val="left"/>
+        <w:pStyle w:val="Heading1"/>
       </w:pPr>
       <w:r>
-        <w:t>Arbeitsziel heute: zuerst sortieren, dann keine vorschnelle Rechtsmeinung ausgeben. Jede harte Aussage soll auf ein konkretes Aktenstück oder eine frei prüfbare Quelle zurückgeführt werden.</w:t>
+        <w:t>2. Bekannte Beteiligte und Rollen</w:t>
+      </w:r>
+    </w:p>
+    <w:tbl>
+      <w:tblPr>
+        <w:tblStyle w:val="TableGrid"/>
+        <w:tblW w:type="auto" w:w="0"/>
+        <w:tblLayout w:type="fixed"/>
+        <w:tblLook w:firstColumn="1" w:firstRow="1" w:lastColumn="0" w:lastRow="0" w:noHBand="0" w:noVBand="1" w:val="04A0"/>
+      </w:tblPr>
+      <w:tblGrid>
+        <w:gridCol w:w="2381"/>
+        <w:gridCol w:w="2324"/>
+        <w:gridCol w:w="2551"/>
+        <w:gridCol w:w="2494"/>
+      </w:tblGrid>
+      <w:tr>
+        <w:tc>
+          <w:tcPr>
+            <w:tcW w:type="dxa" w:w="2395"/>
+            <w:shd w:fill="17324D"/>
+            <w:tcMar>
+              <w:top w:w="90" w:type="dxa"/>
+              <w:start w:w="90" w:type="dxa"/>
+              <w:bottom w:w="90" w:type="dxa"/>
+              <w:end w:w="90" w:type="dxa"/>
+            </w:tcMar>
+          </w:tcPr>
+          <w:p>
+            <w:r>
+              <w:rPr>
+                <w:b/>
+                <w:color w:val="FFFFFF"/>
+                <w:sz w:val="17"/>
+              </w:rPr>
+              <w:t>Person oder Stelle</w:t>
+            </w:r>
+          </w:p>
+        </w:tc>
+        <w:tc>
+          <w:tcPr>
+            <w:tcW w:type="dxa" w:w="2395"/>
+            <w:shd w:fill="17324D"/>
+            <w:tcMar>
+              <w:top w:w="90" w:type="dxa"/>
+              <w:start w:w="90" w:type="dxa"/>
+              <w:bottom w:w="90" w:type="dxa"/>
+              <w:end w:w="90" w:type="dxa"/>
+            </w:tcMar>
+          </w:tcPr>
+          <w:p>
+            <w:r>
+              <w:rPr>
+                <w:b/>
+                <w:color w:val="FFFFFF"/>
+                <w:sz w:val="17"/>
+              </w:rPr>
+              <w:t>Rolle</w:t>
+            </w:r>
+          </w:p>
+        </w:tc>
+        <w:tc>
+          <w:tcPr>
+            <w:tcW w:type="dxa" w:w="2395"/>
+            <w:shd w:fill="17324D"/>
+            <w:tcMar>
+              <w:top w:w="90" w:type="dxa"/>
+              <w:start w:w="90" w:type="dxa"/>
+              <w:bottom w:w="90" w:type="dxa"/>
+              <w:end w:w="90" w:type="dxa"/>
+            </w:tcMar>
+          </w:tcPr>
+          <w:p>
+            <w:r>
+              <w:rPr>
+                <w:b/>
+                <w:color w:val="FFFFFF"/>
+                <w:sz w:val="17"/>
+              </w:rPr>
+              <w:t>Bisheriger Kontakt</w:t>
+            </w:r>
+          </w:p>
+        </w:tc>
+        <w:tc>
+          <w:tcPr>
+            <w:tcW w:type="dxa" w:w="2395"/>
+            <w:shd w:fill="17324D"/>
+            <w:tcMar>
+              <w:top w:w="90" w:type="dxa"/>
+              <w:start w:w="90" w:type="dxa"/>
+              <w:bottom w:w="90" w:type="dxa"/>
+              <w:end w:w="90" w:type="dxa"/>
+            </w:tcMar>
+          </w:tcPr>
+          <w:p>
+            <w:r>
+              <w:rPr>
+                <w:b/>
+                <w:color w:val="FFFFFF"/>
+                <w:sz w:val="17"/>
+              </w:rPr>
+              <w:t>Abgrenzungsbedarf</w:t>
+            </w:r>
+          </w:p>
+        </w:tc>
+      </w:tr>
+      <w:tr>
+        <w:tc>
+          <w:tcPr>
+            <w:tcW w:type="dxa" w:w="2381"/>
+            <w:tcMar>
+              <w:top w:w="90" w:type="dxa"/>
+              <w:start w:w="90" w:type="dxa"/>
+              <w:bottom w:w="90" w:type="dxa"/>
+              <w:end w:w="90" w:type="dxa"/>
+            </w:tcMar>
+            <w:vAlign w:val="top"/>
+          </w:tcPr>
+          <w:p>
+            <w:pPr>
+              <w:spacing w:after="0"/>
+            </w:pPr>
+            <w:r>
+              <w:rPr>
+                <w:sz w:val="16"/>
+              </w:rPr>
+              <w:t>Dr. Nora Wedekind</w:t>
+            </w:r>
+          </w:p>
+        </w:tc>
+        <w:tc>
+          <w:tcPr>
+            <w:tcW w:type="dxa" w:w="2324"/>
+            <w:tcMar>
+              <w:top w:w="90" w:type="dxa"/>
+              <w:start w:w="90" w:type="dxa"/>
+              <w:bottom w:w="90" w:type="dxa"/>
+              <w:end w:w="90" w:type="dxa"/>
+            </w:tcMar>
+            <w:vAlign w:val="top"/>
+          </w:tcPr>
+          <w:p>
+            <w:pPr>
+              <w:spacing w:after="0"/>
+            </w:pPr>
+            <w:r>
+              <w:rPr>
+                <w:sz w:val="16"/>
+              </w:rPr>
+              <w:t>Leitung Recht</w:t>
+            </w:r>
+          </w:p>
+        </w:tc>
+        <w:tc>
+          <w:tcPr>
+            <w:tcW w:type="dxa" w:w="2551"/>
+            <w:tcMar>
+              <w:top w:w="90" w:type="dxa"/>
+              <w:start w:w="90" w:type="dxa"/>
+              <w:bottom w:w="90" w:type="dxa"/>
+              <w:end w:w="90" w:type="dxa"/>
+            </w:tcMar>
+            <w:vAlign w:val="top"/>
+          </w:tcPr>
+          <w:p>
+            <w:pPr>
+              <w:spacing w:after="0"/>
+            </w:pPr>
+            <w:r>
+              <w:rPr>
+                <w:sz w:val="16"/>
+              </w:rPr>
+              <w:t>Mandatsgespräch und Dokumentenübergabe</w:t>
+            </w:r>
+          </w:p>
+        </w:tc>
+        <w:tc>
+          <w:tcPr>
+            <w:tcW w:type="dxa" w:w="2494"/>
+            <w:tcMar>
+              <w:top w:w="90" w:type="dxa"/>
+              <w:start w:w="90" w:type="dxa"/>
+              <w:bottom w:w="90" w:type="dxa"/>
+              <w:end w:w="90" w:type="dxa"/>
+            </w:tcMar>
+            <w:vAlign w:val="top"/>
+          </w:tcPr>
+          <w:p>
+            <w:pPr>
+              <w:spacing w:after="0"/>
+            </w:pPr>
+            <w:r>
+              <w:rPr>
+                <w:sz w:val="16"/>
+              </w:rPr>
+              <w:t>Nicht zugleich alleinige Untersuchungsleitung und Freigabestelle</w:t>
+            </w:r>
+          </w:p>
+        </w:tc>
+      </w:tr>
+      <w:tr>
+        <w:tc>
+          <w:tcPr>
+            <w:tcW w:type="dxa" w:w="2381"/>
+            <w:tcMar>
+              <w:top w:w="90" w:type="dxa"/>
+              <w:start w:w="90" w:type="dxa"/>
+              <w:bottom w:w="90" w:type="dxa"/>
+              <w:end w:w="90" w:type="dxa"/>
+            </w:tcMar>
+            <w:vAlign w:val="top"/>
+            <w:shd w:fill="F5F7F8"/>
+          </w:tcPr>
+          <w:p>
+            <w:pPr>
+              <w:spacing w:after="0"/>
+            </w:pPr>
+            <w:r>
+              <w:rPr>
+                <w:sz w:val="16"/>
+              </w:rPr>
+              <w:t>Paul Steinmark</w:t>
+            </w:r>
+          </w:p>
+        </w:tc>
+        <w:tc>
+          <w:tcPr>
+            <w:tcW w:type="dxa" w:w="2324"/>
+            <w:tcMar>
+              <w:top w:w="90" w:type="dxa"/>
+              <w:start w:w="90" w:type="dxa"/>
+              <w:bottom w:w="90" w:type="dxa"/>
+              <w:end w:w="90" w:type="dxa"/>
+            </w:tcMar>
+            <w:vAlign w:val="top"/>
+            <w:shd w:fill="F5F7F8"/>
+          </w:tcPr>
+          <w:p>
+            <w:pPr>
+              <w:spacing w:after="0"/>
+            </w:pPr>
+            <w:r>
+              <w:rPr>
+                <w:sz w:val="16"/>
+              </w:rPr>
+              <w:t>Externer Compliance-Beauftragter</w:t>
+            </w:r>
+          </w:p>
+        </w:tc>
+        <w:tc>
+          <w:tcPr>
+            <w:tcW w:type="dxa" w:w="2551"/>
+            <w:tcMar>
+              <w:top w:w="90" w:type="dxa"/>
+              <w:start w:w="90" w:type="dxa"/>
+              <w:bottom w:w="90" w:type="dxa"/>
+              <w:end w:w="90" w:type="dxa"/>
+            </w:tcMar>
+            <w:vAlign w:val="top"/>
+            <w:shd w:fill="F5F7F8"/>
+          </w:tcPr>
+          <w:p>
+            <w:pPr>
+              <w:spacing w:after="0"/>
+            </w:pPr>
+            <w:r>
+              <w:rPr>
+                <w:sz w:val="16"/>
+              </w:rPr>
+              <w:t>Triage der Erstmeldung</w:t>
+            </w:r>
+          </w:p>
+        </w:tc>
+        <w:tc>
+          <w:tcPr>
+            <w:tcW w:type="dxa" w:w="2494"/>
+            <w:tcMar>
+              <w:top w:w="90" w:type="dxa"/>
+              <w:start w:w="90" w:type="dxa"/>
+              <w:bottom w:w="90" w:type="dxa"/>
+              <w:end w:w="90" w:type="dxa"/>
+            </w:tcMar>
+            <w:vAlign w:val="top"/>
+            <w:shd w:fill="F5F7F8"/>
+          </w:tcPr>
+          <w:p>
+            <w:pPr>
+              <w:spacing w:after="0"/>
+            </w:pPr>
+            <w:r>
+              <w:rPr>
+                <w:sz w:val="16"/>
+              </w:rPr>
+              <w:t>Zugriffsrechte und Weisungsweg dokumentieren</w:t>
+            </w:r>
+          </w:p>
+        </w:tc>
+      </w:tr>
+      <w:tr>
+        <w:tc>
+          <w:tcPr>
+            <w:tcW w:type="dxa" w:w="2381"/>
+            <w:tcMar>
+              <w:top w:w="90" w:type="dxa"/>
+              <w:start w:w="90" w:type="dxa"/>
+              <w:bottom w:w="90" w:type="dxa"/>
+              <w:end w:w="90" w:type="dxa"/>
+            </w:tcMar>
+            <w:vAlign w:val="top"/>
+          </w:tcPr>
+          <w:p>
+            <w:pPr>
+              <w:spacing w:after="0"/>
+            </w:pPr>
+            <w:r>
+              <w:rPr>
+                <w:sz w:val="16"/>
+              </w:rPr>
+              <w:t>Dr. Ralf Holländer</w:t>
+            </w:r>
+          </w:p>
+        </w:tc>
+        <w:tc>
+          <w:tcPr>
+            <w:tcW w:type="dxa" w:w="2324"/>
+            <w:tcMar>
+              <w:top w:w="90" w:type="dxa"/>
+              <w:start w:w="90" w:type="dxa"/>
+              <w:bottom w:w="90" w:type="dxa"/>
+              <w:end w:w="90" w:type="dxa"/>
+            </w:tcMar>
+            <w:vAlign w:val="top"/>
+          </w:tcPr>
+          <w:p>
+            <w:pPr>
+              <w:spacing w:after="0"/>
+            </w:pPr>
+            <w:r>
+              <w:rPr>
+                <w:sz w:val="16"/>
+              </w:rPr>
+              <w:t>Leiter interne Meldestelle</w:t>
+            </w:r>
+          </w:p>
+        </w:tc>
+        <w:tc>
+          <w:tcPr>
+            <w:tcW w:type="dxa" w:w="2551"/>
+            <w:tcMar>
+              <w:top w:w="90" w:type="dxa"/>
+              <w:start w:w="90" w:type="dxa"/>
+              <w:bottom w:w="90" w:type="dxa"/>
+              <w:end w:w="90" w:type="dxa"/>
+            </w:tcMar>
+            <w:vAlign w:val="top"/>
+          </w:tcPr>
+          <w:p>
+            <w:pPr>
+              <w:spacing w:after="0"/>
+            </w:pPr>
+            <w:r>
+              <w:rPr>
+                <w:sz w:val="16"/>
+              </w:rPr>
+              <w:t>Empfangsbestätigung und Rückkanal</w:t>
+            </w:r>
+          </w:p>
+        </w:tc>
+        <w:tc>
+          <w:tcPr>
+            <w:tcW w:type="dxa" w:w="2494"/>
+            <w:tcMar>
+              <w:top w:w="90" w:type="dxa"/>
+              <w:start w:w="90" w:type="dxa"/>
+              <w:bottom w:w="90" w:type="dxa"/>
+              <w:end w:w="90" w:type="dxa"/>
+            </w:tcMar>
+            <w:vAlign w:val="top"/>
+          </w:tcPr>
+          <w:p>
+            <w:pPr>
+              <w:spacing w:after="0"/>
+            </w:pPr>
+            <w:r>
+              <w:rPr>
+                <w:sz w:val="16"/>
+              </w:rPr>
+              <w:t>Identitätsdaten getrennt halten</w:t>
+            </w:r>
+          </w:p>
+        </w:tc>
+      </w:tr>
+      <w:tr>
+        <w:tc>
+          <w:tcPr>
+            <w:tcW w:type="dxa" w:w="2381"/>
+            <w:tcMar>
+              <w:top w:w="90" w:type="dxa"/>
+              <w:start w:w="90" w:type="dxa"/>
+              <w:bottom w:w="90" w:type="dxa"/>
+              <w:end w:w="90" w:type="dxa"/>
+            </w:tcMar>
+            <w:vAlign w:val="top"/>
+            <w:shd w:fill="F5F7F8"/>
+          </w:tcPr>
+          <w:p>
+            <w:pPr>
+              <w:spacing w:after="0"/>
+            </w:pPr>
+            <w:r>
+              <w:rPr>
+                <w:sz w:val="16"/>
+              </w:rPr>
+              <w:t>Miriam Ahlers</w:t>
+            </w:r>
+          </w:p>
+        </w:tc>
+        <w:tc>
+          <w:tcPr>
+            <w:tcW w:type="dxa" w:w="2324"/>
+            <w:tcMar>
+              <w:top w:w="90" w:type="dxa"/>
+              <w:start w:w="90" w:type="dxa"/>
+              <w:bottom w:w="90" w:type="dxa"/>
+              <w:end w:w="90" w:type="dxa"/>
+            </w:tcMar>
+            <w:vAlign w:val="top"/>
+            <w:shd w:fill="F5F7F8"/>
+          </w:tcPr>
+          <w:p>
+            <w:pPr>
+              <w:spacing w:after="0"/>
+            </w:pPr>
+            <w:r>
+              <w:rPr>
+                <w:sz w:val="16"/>
+              </w:rPr>
+              <w:t>Leitung Regulatory Affairs</w:t>
+            </w:r>
+          </w:p>
+        </w:tc>
+        <w:tc>
+          <w:tcPr>
+            <w:tcW w:type="dxa" w:w="2551"/>
+            <w:tcMar>
+              <w:top w:w="90" w:type="dxa"/>
+              <w:start w:w="90" w:type="dxa"/>
+              <w:bottom w:w="90" w:type="dxa"/>
+              <w:end w:w="90" w:type="dxa"/>
+            </w:tcMar>
+            <w:vAlign w:val="top"/>
+            <w:shd w:fill="F5F7F8"/>
+          </w:tcPr>
+          <w:p>
+            <w:pPr>
+              <w:spacing w:after="0"/>
+            </w:pPr>
+            <w:r>
+              <w:rPr>
+                <w:sz w:val="16"/>
+              </w:rPr>
+              <w:t>In der Meldung genannt</w:t>
+            </w:r>
+          </w:p>
+        </w:tc>
+        <w:tc>
+          <w:tcPr>
+            <w:tcW w:type="dxa" w:w="2494"/>
+            <w:tcMar>
+              <w:top w:w="90" w:type="dxa"/>
+              <w:start w:w="90" w:type="dxa"/>
+              <w:bottom w:w="90" w:type="dxa"/>
+              <w:end w:w="90" w:type="dxa"/>
+            </w:tcMar>
+            <w:vAlign w:val="top"/>
+            <w:shd w:fill="F5F7F8"/>
+          </w:tcPr>
+          <w:p>
+            <w:pPr>
+              <w:spacing w:after="0"/>
+            </w:pPr>
+            <w:r>
+              <w:rPr>
+                <w:sz w:val="16"/>
+              </w:rPr>
+              <w:t>Interview erst nach Dokumentensicherung</w:t>
+            </w:r>
+          </w:p>
+        </w:tc>
+      </w:tr>
+      <w:tr>
+        <w:tc>
+          <w:tcPr>
+            <w:tcW w:type="dxa" w:w="2381"/>
+            <w:tcMar>
+              <w:top w:w="90" w:type="dxa"/>
+              <w:start w:w="90" w:type="dxa"/>
+              <w:bottom w:w="90" w:type="dxa"/>
+              <w:end w:w="90" w:type="dxa"/>
+            </w:tcMar>
+            <w:vAlign w:val="top"/>
+          </w:tcPr>
+          <w:p>
+            <w:pPr>
+              <w:spacing w:after="0"/>
+            </w:pPr>
+            <w:r>
+              <w:rPr>
+                <w:sz w:val="16"/>
+              </w:rPr>
+              <w:t>Tobias Kern</w:t>
+            </w:r>
+          </w:p>
+        </w:tc>
+        <w:tc>
+          <w:tcPr>
+            <w:tcW w:type="dxa" w:w="2324"/>
+            <w:tcMar>
+              <w:top w:w="90" w:type="dxa"/>
+              <w:start w:w="90" w:type="dxa"/>
+              <w:bottom w:w="90" w:type="dxa"/>
+              <w:end w:w="90" w:type="dxa"/>
+            </w:tcMar>
+            <w:vAlign w:val="top"/>
+          </w:tcPr>
+          <w:p>
+            <w:pPr>
+              <w:spacing w:after="0"/>
+            </w:pPr>
+            <w:r>
+              <w:rPr>
+                <w:sz w:val="16"/>
+              </w:rPr>
+              <w:t>Leitung Vertrieb International</w:t>
+            </w:r>
+          </w:p>
+        </w:tc>
+        <w:tc>
+          <w:tcPr>
+            <w:tcW w:type="dxa" w:w="2551"/>
+            <w:tcMar>
+              <w:top w:w="90" w:type="dxa"/>
+              <w:start w:w="90" w:type="dxa"/>
+              <w:bottom w:w="90" w:type="dxa"/>
+              <w:end w:w="90" w:type="dxa"/>
+            </w:tcMar>
+            <w:vAlign w:val="top"/>
+          </w:tcPr>
+          <w:p>
+            <w:pPr>
+              <w:spacing w:after="0"/>
+            </w:pPr>
+            <w:r>
+              <w:rPr>
+                <w:sz w:val="16"/>
+              </w:rPr>
+              <w:t>Bonusentscheidung vorbereitet</w:t>
+            </w:r>
+          </w:p>
+        </w:tc>
+        <w:tc>
+          <w:tcPr>
+            <w:tcW w:type="dxa" w:w="2494"/>
+            <w:tcMar>
+              <w:top w:w="90" w:type="dxa"/>
+              <w:start w:w="90" w:type="dxa"/>
+              <w:bottom w:w="90" w:type="dxa"/>
+              <w:end w:w="90" w:type="dxa"/>
+            </w:tcMar>
+            <w:vAlign w:val="top"/>
+          </w:tcPr>
+          <w:p>
+            <w:pPr>
+              <w:spacing w:after="0"/>
+            </w:pPr>
+            <w:r>
+              <w:rPr>
+                <w:sz w:val="16"/>
+              </w:rPr>
+              <w:t>Vorakten und Zielvereinbarung sichern</w:t>
+            </w:r>
+          </w:p>
+        </w:tc>
+      </w:tr>
+      <w:tr>
+        <w:tc>
+          <w:tcPr>
+            <w:tcW w:type="dxa" w:w="2381"/>
+            <w:tcMar>
+              <w:top w:w="90" w:type="dxa"/>
+              <w:start w:w="90" w:type="dxa"/>
+              <w:bottom w:w="90" w:type="dxa"/>
+              <w:end w:w="90" w:type="dxa"/>
+            </w:tcMar>
+            <w:vAlign w:val="top"/>
+            <w:shd w:fill="F5F7F8"/>
+          </w:tcPr>
+          <w:p>
+            <w:pPr>
+              <w:spacing w:after="0"/>
+            </w:pPr>
+            <w:r>
+              <w:rPr>
+                <w:sz w:val="16"/>
+              </w:rPr>
+              <w:t>Delphin Capital GmbH</w:t>
+            </w:r>
+          </w:p>
+        </w:tc>
+        <w:tc>
+          <w:tcPr>
+            <w:tcW w:type="dxa" w:w="2324"/>
+            <w:tcMar>
+              <w:top w:w="90" w:type="dxa"/>
+              <w:start w:w="90" w:type="dxa"/>
+              <w:bottom w:w="90" w:type="dxa"/>
+              <w:end w:w="90" w:type="dxa"/>
+            </w:tcMar>
+            <w:vAlign w:val="top"/>
+            <w:shd w:fill="F5F7F8"/>
+          </w:tcPr>
+          <w:p>
+            <w:pPr>
+              <w:spacing w:after="0"/>
+            </w:pPr>
+            <w:r>
+              <w:rPr>
+                <w:sz w:val="16"/>
+              </w:rPr>
+              <w:t>Interessentin Projekt Eibenwald</w:t>
+            </w:r>
+          </w:p>
+        </w:tc>
+        <w:tc>
+          <w:tcPr>
+            <w:tcW w:type="dxa" w:w="2551"/>
+            <w:tcMar>
+              <w:top w:w="90" w:type="dxa"/>
+              <w:start w:w="90" w:type="dxa"/>
+              <w:bottom w:w="90" w:type="dxa"/>
+              <w:end w:w="90" w:type="dxa"/>
+            </w:tcMar>
+            <w:vAlign w:val="top"/>
+            <w:shd w:fill="F5F7F8"/>
+          </w:tcPr>
+          <w:p>
+            <w:pPr>
+              <w:spacing w:after="0"/>
+            </w:pPr>
+            <w:r>
+              <w:rPr>
+                <w:sz w:val="16"/>
+              </w:rPr>
+              <w:t>NDA-Entwurf und Datenraumfragen</w:t>
+            </w:r>
+          </w:p>
+        </w:tc>
+        <w:tc>
+          <w:tcPr>
+            <w:tcW w:type="dxa" w:w="2494"/>
+            <w:tcMar>
+              <w:top w:w="90" w:type="dxa"/>
+              <w:start w:w="90" w:type="dxa"/>
+              <w:bottom w:w="90" w:type="dxa"/>
+              <w:end w:w="90" w:type="dxa"/>
+            </w:tcMar>
+            <w:vAlign w:val="top"/>
+            <w:shd w:fill="F5F7F8"/>
+          </w:tcPr>
+          <w:p>
+            <w:pPr>
+              <w:spacing w:after="0"/>
+            </w:pPr>
+            <w:r>
+              <w:rPr>
+                <w:sz w:val="16"/>
+              </w:rPr>
+              <w:t>Deal-Kommunikation von Meldestellenakte trennen</w:t>
+            </w:r>
+          </w:p>
+        </w:tc>
+      </w:tr>
+    </w:tbl>
+    <w:p>
+      <w:pPr>
+        <w:spacing w:after="20"/>
+      </w:pPr>
+    </w:p>
+    <w:p>
+      <w:pPr>
+        <w:pStyle w:val="Heading1"/>
+      </w:pPr>
+      <w:r>
+        <w:t>3. Übergebene Unterlagen</w:t>
+      </w:r>
+    </w:p>
+    <w:p>
+      <w:pPr>
+        <w:widowControl/>
+      </w:pPr>
+      <w:r>
+        <w:t>Übergeben wurden der Portalexport der Erstmeldung, die Nachreichung, der NDA-Entwurf, eine Triage-Tabelle, zwei E-Mails, ein Chatbild, der derzeitige Untersuchungsplan und ein technischer Kurzbericht zum Meldeportal. Die Original-Logdatei des Portals, das Berechtigungskonzept und die Bonusakte von Tobias Kern fehlen.</w:t>
+      </w:r>
+    </w:p>
+    <w:p>
+      <w:pPr>
+        <w:widowControl/>
+      </w:pPr>
+      <w:r>
+        <w:t>Die anonymisierte Meldung nennt das Dokument „RA-Q4-Release-Final.pdf“. Im Datenraum existieren drei Dateien mit ähnlichem Namen und unterschiedlichen Zeitstempeln. Keine Fassung wird vor Hash- und Versionsabgleich als maßgeblich behandelt.</w:t>
+      </w:r>
+    </w:p>
+    <w:p>
+      <w:pPr>
+        <w:pStyle w:val="Heading1"/>
+      </w:pPr>
+      <w:r>
+        <w:t>4. Arbeitsauftrag</w:t>
+      </w:r>
+    </w:p>
+    <w:tbl>
+      <w:tblPr>
+        <w:tblStyle w:val="TableGrid"/>
+        <w:tblW w:type="auto" w:w="0"/>
+        <w:tblLayout w:type="fixed"/>
+        <w:tblLook w:firstColumn="1" w:firstRow="1" w:lastColumn="0" w:lastRow="0" w:noHBand="0" w:noVBand="1" w:val="04A0"/>
+      </w:tblPr>
+      <w:tblGrid>
+        <w:gridCol w:w="2948"/>
+        <w:gridCol w:w="1928"/>
+        <w:gridCol w:w="1984"/>
+        <w:gridCol w:w="3061"/>
+      </w:tblGrid>
+      <w:tr>
+        <w:tc>
+          <w:tcPr>
+            <w:tcW w:type="dxa" w:w="2395"/>
+            <w:shd w:fill="17324D"/>
+            <w:tcMar>
+              <w:top w:w="90" w:type="dxa"/>
+              <w:start w:w="90" w:type="dxa"/>
+              <w:bottom w:w="90" w:type="dxa"/>
+              <w:end w:w="90" w:type="dxa"/>
+            </w:tcMar>
+          </w:tcPr>
+          <w:p>
+            <w:r>
+              <w:rPr>
+                <w:b/>
+                <w:color w:val="FFFFFF"/>
+                <w:sz w:val="17"/>
+              </w:rPr>
+              <w:t>Arbeitspaket</w:t>
+            </w:r>
+          </w:p>
+        </w:tc>
+        <w:tc>
+          <w:tcPr>
+            <w:tcW w:type="dxa" w:w="2395"/>
+            <w:shd w:fill="17324D"/>
+            <w:tcMar>
+              <w:top w:w="90" w:type="dxa"/>
+              <w:start w:w="90" w:type="dxa"/>
+              <w:bottom w:w="90" w:type="dxa"/>
+              <w:end w:w="90" w:type="dxa"/>
+            </w:tcMar>
+          </w:tcPr>
+          <w:p>
+            <w:r>
+              <w:rPr>
+                <w:b/>
+                <w:color w:val="FFFFFF"/>
+                <w:sz w:val="17"/>
+              </w:rPr>
+              <w:t>Verantwortlich</w:t>
+            </w:r>
+          </w:p>
+        </w:tc>
+        <w:tc>
+          <w:tcPr>
+            <w:tcW w:type="dxa" w:w="2395"/>
+            <w:shd w:fill="17324D"/>
+            <w:tcMar>
+              <w:top w:w="90" w:type="dxa"/>
+              <w:start w:w="90" w:type="dxa"/>
+              <w:bottom w:w="90" w:type="dxa"/>
+              <w:end w:w="90" w:type="dxa"/>
+            </w:tcMar>
+          </w:tcPr>
+          <w:p>
+            <w:r>
+              <w:rPr>
+                <w:b/>
+                <w:color w:val="FFFFFF"/>
+                <w:sz w:val="17"/>
+              </w:rPr>
+              <w:t>Termin</w:t>
+            </w:r>
+          </w:p>
+        </w:tc>
+        <w:tc>
+          <w:tcPr>
+            <w:tcW w:type="dxa" w:w="2395"/>
+            <w:shd w:fill="17324D"/>
+            <w:tcMar>
+              <w:top w:w="90" w:type="dxa"/>
+              <w:start w:w="90" w:type="dxa"/>
+              <w:bottom w:w="90" w:type="dxa"/>
+              <w:end w:w="90" w:type="dxa"/>
+            </w:tcMar>
+          </w:tcPr>
+          <w:p>
+            <w:r>
+              <w:rPr>
+                <w:b/>
+                <w:color w:val="FFFFFF"/>
+                <w:sz w:val="17"/>
+              </w:rPr>
+              <w:t>Ausgabe</w:t>
+            </w:r>
+          </w:p>
+        </w:tc>
+      </w:tr>
+      <w:tr>
+        <w:tc>
+          <w:tcPr>
+            <w:tcW w:type="dxa" w:w="2948"/>
+            <w:tcMar>
+              <w:top w:w="90" w:type="dxa"/>
+              <w:start w:w="90" w:type="dxa"/>
+              <w:bottom w:w="90" w:type="dxa"/>
+              <w:end w:w="90" w:type="dxa"/>
+            </w:tcMar>
+            <w:vAlign w:val="top"/>
+          </w:tcPr>
+          <w:p>
+            <w:pPr>
+              <w:spacing w:after="0"/>
+            </w:pPr>
+            <w:r>
+              <w:rPr>
+                <w:sz w:val="16"/>
+              </w:rPr>
+              <w:t>Portalexport und Audit Trail unverändert sichern</w:t>
+            </w:r>
+          </w:p>
+        </w:tc>
+        <w:tc>
+          <w:tcPr>
+            <w:tcW w:type="dxa" w:w="1928"/>
+            <w:tcMar>
+              <w:top w:w="90" w:type="dxa"/>
+              <w:start w:w="90" w:type="dxa"/>
+              <w:bottom w:w="90" w:type="dxa"/>
+              <w:end w:w="90" w:type="dxa"/>
+            </w:tcMar>
+            <w:vAlign w:val="top"/>
+          </w:tcPr>
+          <w:p>
+            <w:pPr>
+              <w:spacing w:after="0"/>
+            </w:pPr>
+            <w:r>
+              <w:rPr>
+                <w:sz w:val="16"/>
+              </w:rPr>
+              <w:t>IT / Meldestelle</w:t>
+            </w:r>
+          </w:p>
+        </w:tc>
+        <w:tc>
+          <w:tcPr>
+            <w:tcW w:type="dxa" w:w="1984"/>
+            <w:tcMar>
+              <w:top w:w="90" w:type="dxa"/>
+              <w:start w:w="90" w:type="dxa"/>
+              <w:bottom w:w="90" w:type="dxa"/>
+              <w:end w:w="90" w:type="dxa"/>
+            </w:tcMar>
+            <w:vAlign w:val="top"/>
+          </w:tcPr>
+          <w:p>
+            <w:pPr>
+              <w:spacing w:after="0"/>
+            </w:pPr>
+            <w:r>
+              <w:rPr>
+                <w:sz w:val="16"/>
+              </w:rPr>
+              <w:t>1. Juni 2026, 14:00 Uhr</w:t>
+            </w:r>
+          </w:p>
+        </w:tc>
+        <w:tc>
+          <w:tcPr>
+            <w:tcW w:type="dxa" w:w="3061"/>
+            <w:tcMar>
+              <w:top w:w="90" w:type="dxa"/>
+              <w:start w:w="90" w:type="dxa"/>
+              <w:bottom w:w="90" w:type="dxa"/>
+              <w:end w:w="90" w:type="dxa"/>
+            </w:tcMar>
+            <w:vAlign w:val="top"/>
+          </w:tcPr>
+          <w:p>
+            <w:pPr>
+              <w:spacing w:after="0"/>
+            </w:pPr>
+            <w:r>
+              <w:rPr>
+                <w:sz w:val="16"/>
+              </w:rPr>
+              <w:t>Hashliste, Zugriffsprotokoll und Verwahrort</w:t>
+            </w:r>
+          </w:p>
+        </w:tc>
+      </w:tr>
+      <w:tr>
+        <w:tc>
+          <w:tcPr>
+            <w:tcW w:type="dxa" w:w="2948"/>
+            <w:tcMar>
+              <w:top w:w="90" w:type="dxa"/>
+              <w:start w:w="90" w:type="dxa"/>
+              <w:bottom w:w="90" w:type="dxa"/>
+              <w:end w:w="90" w:type="dxa"/>
+            </w:tcMar>
+            <w:vAlign w:val="top"/>
+            <w:shd w:fill="F5F7F8"/>
+          </w:tcPr>
+          <w:p>
+            <w:pPr>
+              <w:spacing w:after="0"/>
+            </w:pPr>
+            <w:r>
+              <w:rPr>
+                <w:sz w:val="16"/>
+              </w:rPr>
+              <w:t>Sachverhaltskomplexe und Personen trennen</w:t>
+            </w:r>
+          </w:p>
+        </w:tc>
+        <w:tc>
+          <w:tcPr>
+            <w:tcW w:type="dxa" w:w="1928"/>
+            <w:tcMar>
+              <w:top w:w="90" w:type="dxa"/>
+              <w:start w:w="90" w:type="dxa"/>
+              <w:bottom w:w="90" w:type="dxa"/>
+              <w:end w:w="90" w:type="dxa"/>
+            </w:tcMar>
+            <w:vAlign w:val="top"/>
+            <w:shd w:fill="F5F7F8"/>
+          </w:tcPr>
+          <w:p>
+            <w:pPr>
+              <w:spacing w:after="0"/>
+            </w:pPr>
+            <w:r>
+              <w:rPr>
+                <w:sz w:val="16"/>
+              </w:rPr>
+              <w:t>BH Rechtsanwälte</w:t>
+            </w:r>
+          </w:p>
+        </w:tc>
+        <w:tc>
+          <w:tcPr>
+            <w:tcW w:type="dxa" w:w="1984"/>
+            <w:tcMar>
+              <w:top w:w="90" w:type="dxa"/>
+              <w:start w:w="90" w:type="dxa"/>
+              <w:bottom w:w="90" w:type="dxa"/>
+              <w:end w:w="90" w:type="dxa"/>
+            </w:tcMar>
+            <w:vAlign w:val="top"/>
+            <w:shd w:fill="F5F7F8"/>
+          </w:tcPr>
+          <w:p>
+            <w:pPr>
+              <w:spacing w:after="0"/>
+            </w:pPr>
+            <w:r>
+              <w:rPr>
+                <w:sz w:val="16"/>
+              </w:rPr>
+              <w:t>2. Juni 2026</w:t>
+            </w:r>
+          </w:p>
+        </w:tc>
+        <w:tc>
+          <w:tcPr>
+            <w:tcW w:type="dxa" w:w="3061"/>
+            <w:tcMar>
+              <w:top w:w="90" w:type="dxa"/>
+              <w:start w:w="90" w:type="dxa"/>
+              <w:bottom w:w="90" w:type="dxa"/>
+              <w:end w:w="90" w:type="dxa"/>
+            </w:tcMar>
+            <w:vAlign w:val="top"/>
+            <w:shd w:fill="F5F7F8"/>
+          </w:tcPr>
+          <w:p>
+            <w:pPr>
+              <w:spacing w:after="0"/>
+            </w:pPr>
+            <w:r>
+              <w:rPr>
+                <w:sz w:val="16"/>
+              </w:rPr>
+              <w:t>Ereignis- und Belegmatrix</w:t>
+            </w:r>
+          </w:p>
+        </w:tc>
+      </w:tr>
+      <w:tr>
+        <w:tc>
+          <w:tcPr>
+            <w:tcW w:type="dxa" w:w="2948"/>
+            <w:tcMar>
+              <w:top w:w="90" w:type="dxa"/>
+              <w:start w:w="90" w:type="dxa"/>
+              <w:bottom w:w="90" w:type="dxa"/>
+              <w:end w:w="90" w:type="dxa"/>
+            </w:tcMar>
+            <w:vAlign w:val="top"/>
+          </w:tcPr>
+          <w:p>
+            <w:pPr>
+              <w:spacing w:after="0"/>
+            </w:pPr>
+            <w:r>
+              <w:rPr>
+                <w:sz w:val="16"/>
+              </w:rPr>
+              <w:t>Regulatory-Dateien versionieren</w:t>
+            </w:r>
+          </w:p>
+        </w:tc>
+        <w:tc>
+          <w:tcPr>
+            <w:tcW w:type="dxa" w:w="1928"/>
+            <w:tcMar>
+              <w:top w:w="90" w:type="dxa"/>
+              <w:start w:w="90" w:type="dxa"/>
+              <w:bottom w:w="90" w:type="dxa"/>
+              <w:end w:w="90" w:type="dxa"/>
+            </w:tcMar>
+            <w:vAlign w:val="top"/>
+          </w:tcPr>
+          <w:p>
+            <w:pPr>
+              <w:spacing w:after="0"/>
+            </w:pPr>
+            <w:r>
+              <w:rPr>
+                <w:sz w:val="16"/>
+              </w:rPr>
+              <w:t>Regulatory Affairs / IT</w:t>
+            </w:r>
+          </w:p>
+        </w:tc>
+        <w:tc>
+          <w:tcPr>
+            <w:tcW w:type="dxa" w:w="1984"/>
+            <w:tcMar>
+              <w:top w:w="90" w:type="dxa"/>
+              <w:start w:w="90" w:type="dxa"/>
+              <w:bottom w:w="90" w:type="dxa"/>
+              <w:end w:w="90" w:type="dxa"/>
+            </w:tcMar>
+            <w:vAlign w:val="top"/>
+          </w:tcPr>
+          <w:p>
+            <w:pPr>
+              <w:spacing w:after="0"/>
+            </w:pPr>
+            <w:r>
+              <w:rPr>
+                <w:sz w:val="16"/>
+              </w:rPr>
+              <w:t>2. Juni 2026</w:t>
+            </w:r>
+          </w:p>
+        </w:tc>
+        <w:tc>
+          <w:tcPr>
+            <w:tcW w:type="dxa" w:w="3061"/>
+            <w:tcMar>
+              <w:top w:w="90" w:type="dxa"/>
+              <w:start w:w="90" w:type="dxa"/>
+              <w:bottom w:w="90" w:type="dxa"/>
+              <w:end w:w="90" w:type="dxa"/>
+            </w:tcMar>
+            <w:vAlign w:val="top"/>
+          </w:tcPr>
+          <w:p>
+            <w:pPr>
+              <w:spacing w:after="0"/>
+            </w:pPr>
+            <w:r>
+              <w:rPr>
+                <w:sz w:val="16"/>
+              </w:rPr>
+              <w:t>Dateiliste mit Zeitstempel und Verfasser</w:t>
+            </w:r>
+          </w:p>
+        </w:tc>
+      </w:tr>
+      <w:tr>
+        <w:tc>
+          <w:tcPr>
+            <w:tcW w:type="dxa" w:w="2948"/>
+            <w:tcMar>
+              <w:top w:w="90" w:type="dxa"/>
+              <w:start w:w="90" w:type="dxa"/>
+              <w:bottom w:w="90" w:type="dxa"/>
+              <w:end w:w="90" w:type="dxa"/>
+            </w:tcMar>
+            <w:vAlign w:val="top"/>
+            <w:shd w:fill="F5F7F8"/>
+          </w:tcPr>
+          <w:p>
+            <w:pPr>
+              <w:spacing w:after="0"/>
+            </w:pPr>
+            <w:r>
+              <w:rPr>
+                <w:sz w:val="16"/>
+              </w:rPr>
+              <w:t>NDA-Kommunikation abgrenzen</w:t>
+            </w:r>
+          </w:p>
+        </w:tc>
+        <w:tc>
+          <w:tcPr>
+            <w:tcW w:type="dxa" w:w="1928"/>
+            <w:tcMar>
+              <w:top w:w="90" w:type="dxa"/>
+              <w:start w:w="90" w:type="dxa"/>
+              <w:bottom w:w="90" w:type="dxa"/>
+              <w:end w:w="90" w:type="dxa"/>
+            </w:tcMar>
+            <w:vAlign w:val="top"/>
+            <w:shd w:fill="F5F7F8"/>
+          </w:tcPr>
+          <w:p>
+            <w:pPr>
+              <w:spacing w:after="0"/>
+            </w:pPr>
+            <w:r>
+              <w:rPr>
+                <w:sz w:val="16"/>
+              </w:rPr>
+              <w:t>Recht / M&amp;A-Team</w:t>
+            </w:r>
+          </w:p>
+        </w:tc>
+        <w:tc>
+          <w:tcPr>
+            <w:tcW w:type="dxa" w:w="1984"/>
+            <w:tcMar>
+              <w:top w:w="90" w:type="dxa"/>
+              <w:start w:w="90" w:type="dxa"/>
+              <w:bottom w:w="90" w:type="dxa"/>
+              <w:end w:w="90" w:type="dxa"/>
+            </w:tcMar>
+            <w:vAlign w:val="top"/>
+            <w:shd w:fill="F5F7F8"/>
+          </w:tcPr>
+          <w:p>
+            <w:pPr>
+              <w:spacing w:after="0"/>
+            </w:pPr>
+            <w:r>
+              <w:rPr>
+                <w:sz w:val="16"/>
+              </w:rPr>
+              <w:t>3. Juni 2026</w:t>
+            </w:r>
+          </w:p>
+        </w:tc>
+        <w:tc>
+          <w:tcPr>
+            <w:tcW w:type="dxa" w:w="3061"/>
+            <w:tcMar>
+              <w:top w:w="90" w:type="dxa"/>
+              <w:start w:w="90" w:type="dxa"/>
+              <w:bottom w:w="90" w:type="dxa"/>
+              <w:end w:w="90" w:type="dxa"/>
+            </w:tcMar>
+            <w:vAlign w:val="top"/>
+            <w:shd w:fill="F5F7F8"/>
+          </w:tcPr>
+          <w:p>
+            <w:pPr>
+              <w:spacing w:after="0"/>
+            </w:pPr>
+            <w:r>
+              <w:rPr>
+                <w:sz w:val="16"/>
+              </w:rPr>
+              <w:t>Bereinigter Klausel- und Datenraumstand</w:t>
+            </w:r>
+          </w:p>
+        </w:tc>
+      </w:tr>
+      <w:tr>
+        <w:tc>
+          <w:tcPr>
+            <w:tcW w:type="dxa" w:w="2948"/>
+            <w:tcMar>
+              <w:top w:w="90" w:type="dxa"/>
+              <w:start w:w="90" w:type="dxa"/>
+              <w:bottom w:w="90" w:type="dxa"/>
+              <w:end w:w="90" w:type="dxa"/>
+            </w:tcMar>
+            <w:vAlign w:val="top"/>
+          </w:tcPr>
+          <w:p>
+            <w:pPr>
+              <w:spacing w:after="0"/>
+            </w:pPr>
+            <w:r>
+              <w:rPr>
+                <w:sz w:val="16"/>
+              </w:rPr>
+              <w:t>Personalunterlagen vor Bonusentscheidung sichern</w:t>
+            </w:r>
+          </w:p>
+        </w:tc>
+        <w:tc>
+          <w:tcPr>
+            <w:tcW w:type="dxa" w:w="1928"/>
+            <w:tcMar>
+              <w:top w:w="90" w:type="dxa"/>
+              <w:start w:w="90" w:type="dxa"/>
+              <w:bottom w:w="90" w:type="dxa"/>
+              <w:end w:w="90" w:type="dxa"/>
+            </w:tcMar>
+            <w:vAlign w:val="top"/>
+          </w:tcPr>
+          <w:p>
+            <w:pPr>
+              <w:spacing w:after="0"/>
+            </w:pPr>
+            <w:r>
+              <w:rPr>
+                <w:sz w:val="16"/>
+              </w:rPr>
+              <w:t>HR</w:t>
+            </w:r>
+          </w:p>
+        </w:tc>
+        <w:tc>
+          <w:tcPr>
+            <w:tcW w:type="dxa" w:w="1984"/>
+            <w:tcMar>
+              <w:top w:w="90" w:type="dxa"/>
+              <w:start w:w="90" w:type="dxa"/>
+              <w:bottom w:w="90" w:type="dxa"/>
+              <w:end w:w="90" w:type="dxa"/>
+            </w:tcMar>
+            <w:vAlign w:val="top"/>
+          </w:tcPr>
+          <w:p>
+            <w:pPr>
+              <w:spacing w:after="0"/>
+            </w:pPr>
+            <w:r>
+              <w:rPr>
+                <w:sz w:val="16"/>
+              </w:rPr>
+              <w:t>3. Juni 2026</w:t>
+            </w:r>
+          </w:p>
+        </w:tc>
+        <w:tc>
+          <w:tcPr>
+            <w:tcW w:type="dxa" w:w="3061"/>
+            <w:tcMar>
+              <w:top w:w="90" w:type="dxa"/>
+              <w:start w:w="90" w:type="dxa"/>
+              <w:bottom w:w="90" w:type="dxa"/>
+              <w:end w:w="90" w:type="dxa"/>
+            </w:tcMar>
+            <w:vAlign w:val="top"/>
+          </w:tcPr>
+          <w:p>
+            <w:pPr>
+              <w:spacing w:after="0"/>
+            </w:pPr>
+            <w:r>
+              <w:rPr>
+                <w:sz w:val="16"/>
+              </w:rPr>
+              <w:t>Zielvereinbarung, Vorbewertungen, Freigabeverlauf</w:t>
+            </w:r>
+          </w:p>
+        </w:tc>
+      </w:tr>
+      <w:tr>
+        <w:tc>
+          <w:tcPr>
+            <w:tcW w:type="dxa" w:w="2948"/>
+            <w:tcMar>
+              <w:top w:w="90" w:type="dxa"/>
+              <w:start w:w="90" w:type="dxa"/>
+              <w:bottom w:w="90" w:type="dxa"/>
+              <w:end w:w="90" w:type="dxa"/>
+            </w:tcMar>
+            <w:vAlign w:val="top"/>
+            <w:shd w:fill="F5F7F8"/>
+          </w:tcPr>
+          <w:p>
+            <w:pPr>
+              <w:spacing w:after="0"/>
+            </w:pPr>
+            <w:r>
+              <w:rPr>
+                <w:sz w:val="16"/>
+              </w:rPr>
+              <w:t>Geschäftsleitungsbesprechung vorbereiten</w:t>
+            </w:r>
+          </w:p>
+        </w:tc>
+        <w:tc>
+          <w:tcPr>
+            <w:tcW w:type="dxa" w:w="1928"/>
+            <w:tcMar>
+              <w:top w:w="90" w:type="dxa"/>
+              <w:start w:w="90" w:type="dxa"/>
+              <w:bottom w:w="90" w:type="dxa"/>
+              <w:end w:w="90" w:type="dxa"/>
+            </w:tcMar>
+            <w:vAlign w:val="top"/>
+            <w:shd w:fill="F5F7F8"/>
+          </w:tcPr>
+          <w:p>
+            <w:pPr>
+              <w:spacing w:after="0"/>
+            </w:pPr>
+            <w:r>
+              <w:rPr>
+                <w:sz w:val="16"/>
+              </w:rPr>
+              <w:t>Dr. Wedekind / externe Beratung</w:t>
+            </w:r>
+          </w:p>
+        </w:tc>
+        <w:tc>
+          <w:tcPr>
+            <w:tcW w:type="dxa" w:w="1984"/>
+            <w:tcMar>
+              <w:top w:w="90" w:type="dxa"/>
+              <w:start w:w="90" w:type="dxa"/>
+              <w:bottom w:w="90" w:type="dxa"/>
+              <w:end w:w="90" w:type="dxa"/>
+            </w:tcMar>
+            <w:vAlign w:val="top"/>
+            <w:shd w:fill="F5F7F8"/>
+          </w:tcPr>
+          <w:p>
+            <w:pPr>
+              <w:spacing w:after="0"/>
+            </w:pPr>
+            <w:r>
+              <w:rPr>
+                <w:sz w:val="16"/>
+              </w:rPr>
+              <w:t>5. Juni 2026, 09:00 Uhr</w:t>
+            </w:r>
+          </w:p>
+        </w:tc>
+        <w:tc>
+          <w:tcPr>
+            <w:tcW w:type="dxa" w:w="3061"/>
+            <w:tcMar>
+              <w:top w:w="90" w:type="dxa"/>
+              <w:start w:w="90" w:type="dxa"/>
+              <w:bottom w:w="90" w:type="dxa"/>
+              <w:end w:w="90" w:type="dxa"/>
+            </w:tcMar>
+            <w:vAlign w:val="top"/>
+            <w:shd w:fill="F5F7F8"/>
+          </w:tcPr>
+          <w:p>
+            <w:pPr>
+              <w:spacing w:after="0"/>
+            </w:pPr>
+            <w:r>
+              <w:rPr>
+                <w:sz w:val="16"/>
+              </w:rPr>
+              <w:t>Entscheidungsliste mit Belegen und offenen Punkten</w:t>
+            </w:r>
+          </w:p>
+        </w:tc>
+      </w:tr>
+    </w:tbl>
+    <w:p>
+      <w:pPr>
+        <w:spacing w:after="20"/>
+      </w:pPr>
+    </w:p>
+    <w:p>
+      <w:pPr>
+        <w:pStyle w:val="Heading1"/>
+      </w:pPr>
+      <w:r>
+        <w:t>5. Vertraulichkeitsvermerk</w:t>
+      </w:r>
+    </w:p>
+    <w:p>
+      <w:pPr>
+        <w:widowControl/>
+      </w:pPr>
+      <w:r>
+        <w:t>Identitätsdaten, Meldungsinhalt, Deal-Unterlagen und Personalakte werden in getrennten Zugriffsbereichen geführt. Die Weitergabe an Geschäftsleitung oder Erwerbsinteressentin erfolgt nur dokumenten- und zweckbezogen. Dieser Vermerk enthält keine Feststellung zum Wahrheitsgehalt der Meldung.</w:t>
+      </w:r>
+    </w:p>
+    <w:p>
+      <w:pPr>
+        <w:keepLines/>
+        <w:spacing w:before="120"/>
+      </w:pPr>
+      <w:r>
+        <w:rPr>
+          <w:b/>
+        </w:rPr>
+        <w:t>Dr. Anja Brettschneider · Rechtsanwältin</w:t>
       </w:r>
     </w:p>
     <w:sectPr>
+      <w:footerReference w:type="default" r:id="rId9"/>
       <w:pgSz w:w="11906" w:h="16838"/>
-      <w:pgMar w:top="1417" w:right="1417" w:bottom="1417" w:left="1417" w:header="720" w:footer="720" w:gutter="0"/>
+      <w:pgMar w:top="1247" w:right="1134" w:bottom="1020" w:left="1191" w:header="397" w:footer="397" w:gutter="0"/>
       <w:cols w:space="720"/>
       <w:docGrid w:linePitch="360"/>
     </w:sectPr>
   </w:body>
 </w:document>
+</file>
+
+<file path=word/footer1.xml><?xml version="1.0" encoding="utf-8"?>
+<w:ftr xmlns:m="http://schemas.openxmlformats.org/officeDocument/2006/math" xmlns:mc="http://schemas.openxmlformats.org/markup-compatibility/2006" xmlns:mo="http://schemas.microsoft.com/office/mac/office/2008/main" xmlns:mv="urn:schemas-microsoft-com:mac:vml" xmlns:o="urn:schemas-microsoft-com:office:office" xmlns:r="http://schemas.openxmlformats.org/officeDocument/2006/relationships" xmlns:v="urn:schemas-microsoft-com:vml" xmlns:w10="urn:schemas-microsoft-com:office:word" xmlns:w14="http://schemas.microsoft.com/office/word/2010/wordml" xmlns:w="http://schemas.openxmlformats.org/wordprocessingml/2006/main" xmlns:wne="http://schemas.microsoft.com/office/word/2006/wordml" xmlns:wp14="http://schemas.microsoft.com/office/word/2010/wordprocessingDrawing" xmlns:wp="http://schemas.openxmlformats.org/drawingml/2006/wordprocessingDrawing" xmlns:wpc="http://schemas.microsoft.com/office/word/2010/wordprocessingCanvas" xmlns:wpg="http://schemas.microsoft.com/office/word/2010/wordprocessingGroup" xmlns:wpi="http://schemas.microsoft.com/office/word/2010/wordprocessingInk" xmlns:wps="http://schemas.microsoft.com/office/word/2010/wordprocessingShape" mc:Ignorable="w14 wp14">
+  <w:p>
+    <w:pPr>
+      <w:jc w:val="center"/>
+    </w:pPr>
+    <w:r>
+      <w:rPr>
+        <w:color w:val="59636B"/>
+        <w:sz w:val="16"/>
+      </w:rPr>
+      <w:t xml:space="preserve">BRETTSCHNEIDER · HOLLÄNDER RECHTSANWÄLTE · BH-226/26-C · Seite </w:t>
+    </w:r>
+    <w:r>
+      <w:fldChar w:fldCharType="begin"/>
+      <w:instrText xml:space="preserve"> PAGE </w:instrText>
+      <w:fldChar w:fldCharType="separate"/>
+      <w:t>1</w:t>
+      <w:fldChar w:fldCharType="end"/>
+    </w:r>
+  </w:p>
+</w:ftr>
 </file>
 
 <file path=word/numbering.xml><?xml version="1.0" encoding="utf-8"?>
@@ -410,9 +2241,13 @@
     <w:name w:val="Normal"/>
     <w:qFormat/>
     <w:rsid w:val="00FC693F"/>
+    <w:pPr>
+      <w:spacing w:after="100" w:line="269" w:lineRule="auto"/>
+    </w:pPr>
     <w:rPr>
-      <w:rFonts w:ascii="Times New Roman" w:hAnsi="Times New Roman"/>
-      <w:sz w:val="22"/>
+      <w:rFonts w:ascii="Arial" w:hAnsi="Arial"/>
+      <w:color w:val="20262B"/>
+      <w:sz w:val="20"/>
     </w:rPr>
   </w:style>
   <w:style w:type="paragraph" w:styleId="Header">
@@ -470,14 +2305,15 @@
     <w:pPr>
       <w:keepNext/>
       <w:keepLines/>
-      <w:spacing w:before="480" w:after="0"/>
+      <w:spacing w:before="200" w:after="100"/>
       <w:outlineLvl w:val="0"/>
     </w:pPr>
     <w:rPr>
-      <w:rFonts w:asciiTheme="majorHAnsi" w:eastAsiaTheme="majorEastAsia" w:hAnsiTheme="majorHAnsi" w:cstheme="majorBidi" w:ascii="Times New Roman" w:hAnsi="Times New Roman"/>
+      <w:rFonts w:asciiTheme="majorHAnsi" w:eastAsiaTheme="majorEastAsia" w:hAnsiTheme="majorHAnsi" w:cstheme="majorBidi" w:ascii="Arial" w:hAnsi="Arial"/>
       <w:b/>
       <w:bCs/>
-      <w:sz w:val="28"/>
+      <w:color w:val="17324D"/>
+      <w:sz w:val="26"/>
       <w:szCs w:val="28"/>
     </w:rPr>
   </w:style>
@@ -493,14 +2329,15 @@
     <w:pPr>
       <w:keepNext/>
       <w:keepLines/>
-      <w:spacing w:before="200" w:after="0"/>
+      <w:spacing w:before="200" w:after="100"/>
       <w:outlineLvl w:val="1"/>
     </w:pPr>
     <w:rPr>
-      <w:rFonts w:asciiTheme="majorHAnsi" w:eastAsiaTheme="majorEastAsia" w:hAnsiTheme="majorHAnsi" w:cstheme="majorBidi" w:ascii="Times New Roman" w:hAnsi="Times New Roman"/>
+      <w:rFonts w:asciiTheme="majorHAnsi" w:eastAsiaTheme="majorEastAsia" w:hAnsiTheme="majorHAnsi" w:cstheme="majorBidi" w:ascii="Arial" w:hAnsi="Arial"/>
       <w:b/>
       <w:bCs/>
-      <w:sz w:val="24"/>
+      <w:color w:val="2E668B"/>
+      <w:sz w:val="22"/>
       <w:szCs w:val="26"/>
     </w:rPr>
   </w:style>
@@ -520,10 +2357,10 @@
       <w:outlineLvl w:val="2"/>
     </w:pPr>
     <w:rPr>
-      <w:rFonts w:asciiTheme="majorHAnsi" w:eastAsiaTheme="majorEastAsia" w:hAnsiTheme="majorHAnsi" w:cstheme="majorBidi" w:ascii="Times New Roman" w:hAnsi="Times New Roman"/>
+      <w:rFonts w:asciiTheme="majorHAnsi" w:eastAsiaTheme="majorEastAsia" w:hAnsiTheme="majorHAnsi" w:cstheme="majorBidi"/>
       <w:b/>
       <w:bCs/>
-      <w:sz w:val="22"/>
+      <w:color w:val="4F81BD" w:themeColor="accent1"/>
     </w:rPr>
   </w:style>
   <w:style w:type="paragraph" w:styleId="Heading4">
@@ -754,18 +2591,20 @@
     <w:qFormat/>
     <w:rsid w:val="00FC693F"/>
     <w:pPr>
+      <w:keepNext/>
       <w:pBdr>
         <w:bottom w:val="single" w:sz="8" w:space="4" w:color="4F81BD" w:themeColor="accent1"/>
       </w:pBdr>
-      <w:spacing w:after="300" w:line="240" w:lineRule="auto"/>
+      <w:spacing w:after="100" w:line="240" w:lineRule="auto" w:before="200"/>
       <w:contextualSpacing/>
     </w:pPr>
     <w:rPr>
-      <w:rFonts w:asciiTheme="majorHAnsi" w:eastAsiaTheme="majorEastAsia" w:hAnsiTheme="majorHAnsi" w:cstheme="majorBidi"/>
-      <w:color w:val="17365D" w:themeColor="text2" w:themeShade="BF"/>
+      <w:rFonts w:asciiTheme="majorHAnsi" w:eastAsiaTheme="majorEastAsia" w:hAnsiTheme="majorHAnsi" w:cstheme="majorBidi" w:ascii="Arial" w:hAnsi="Arial"/>
+      <w:b/>
+      <w:color w:val="17324D"/>
       <w:spacing w:val="5"/>
       <w:kern w:val="28"/>
-      <w:sz w:val="52"/>
+      <w:sz w:val="36"/>
       <w:szCs w:val="52"/>
     </w:rPr>
   </w:style>

--- a/testakten/hinweisgeberschutz-nda-meldekanal-waldkrone/01-mandatsnotiz-und-arbeitsauftrag.docx
+++ b/testakten/hinweisgeberschutz-nda-meldekanal-waldkrone/01-mandatsnotiz-und-arbeitsauftrag.docx
@@ -1845,8 +1845,9 @@
     </w:p>
     <w:sectPr>
       <w:footerReference w:type="default" r:id="rId9"/>
+      <w:headerReference w:type="default" r:id="rId10"/>
       <w:pgSz w:w="11906" w:h="16838"/>
-      <w:pgMar w:top="1247" w:right="1134" w:bottom="1020" w:left="1191" w:header="397" w:footer="397" w:gutter="0"/>
+      <w:pgMar w:top="1247" w:right="1134" w:bottom="1020" w:left="1191" w:header="680" w:footer="567" w:gutter="0"/>
       <w:cols w:space="720"/>
       <w:docGrid w:linePitch="360"/>
     </w:sectPr>
@@ -1858,24 +1859,84 @@
 <w:ftr xmlns:m="http://schemas.openxmlformats.org/officeDocument/2006/math" xmlns:mc="http://schemas.openxmlformats.org/markup-compatibility/2006" xmlns:mo="http://schemas.microsoft.com/office/mac/office/2008/main" xmlns:mv="urn:schemas-microsoft-com:mac:vml" xmlns:o="urn:schemas-microsoft-com:office:office" xmlns:r="http://schemas.openxmlformats.org/officeDocument/2006/relationships" xmlns:v="urn:schemas-microsoft-com:vml" xmlns:w10="urn:schemas-microsoft-com:office:word" xmlns:w14="http://schemas.microsoft.com/office/word/2010/wordml" xmlns:w="http://schemas.openxmlformats.org/wordprocessingml/2006/main" xmlns:wne="http://schemas.microsoft.com/office/word/2006/wordml" xmlns:wp14="http://schemas.microsoft.com/office/word/2010/wordprocessingDrawing" xmlns:wp="http://schemas.openxmlformats.org/drawingml/2006/wordprocessingDrawing" xmlns:wpc="http://schemas.microsoft.com/office/word/2010/wordprocessingCanvas" xmlns:wpg="http://schemas.microsoft.com/office/word/2010/wordprocessingGroup" xmlns:wpi="http://schemas.microsoft.com/office/word/2010/wordprocessingInk" xmlns:wps="http://schemas.microsoft.com/office/word/2010/wordprocessingShape" mc:Ignorable="w14 wp14">
   <w:p>
     <w:pPr>
-      <w:jc w:val="center"/>
+      <w:tabs>
+        <w:tab w:pos="9071" w:val="right"/>
+      </w:tabs>
+      <w:jc w:val="left"/>
     </w:pPr>
     <w:r>
       <w:rPr>
-        <w:color w:val="59636B"/>
+        <w:rFonts w:ascii="Times New Roman" w:hAnsi="Times New Roman"/>
+        <w:color w:val="6B6B66"/>
         <w:sz w:val="16"/>
       </w:rPr>
-      <w:t xml:space="preserve">BRETTSCHNEIDER · HOLLÄNDER RECHTSANWÄLTE · BH-226/26-C · Seite </w:t>
     </w:r>
     <w:r>
+      <w:rPr>
+        <w:rFonts w:ascii="Times New Roman" w:hAnsi="Times New Roman"/>
+        <w:color w:val="6B6B66"/>
+        <w:sz w:val="16"/>
+      </w:rPr>
+      <w:t>Waldkrone HealthTech GmbH</w:t>
+    </w:r>
+    <w:r>
+      <w:rPr>
+        <w:rFonts w:ascii="Times New Roman" w:hAnsi="Times New Roman"/>
+        <w:color w:val="6B6B66"/>
+        <w:sz w:val="16"/>
+      </w:rPr>
+      <w:tab/>
+      <w:t xml:space="preserve">Seite </w:t>
+    </w:r>
+    <w:r>
+      <w:rPr>
+        <w:rFonts w:ascii="Times New Roman" w:hAnsi="Times New Roman"/>
+        <w:color w:val="6B6B66"/>
+        <w:sz w:val="16"/>
+      </w:rPr>
       <w:fldChar w:fldCharType="begin"/>
       <w:instrText xml:space="preserve"> PAGE </w:instrText>
-      <w:fldChar w:fldCharType="separate"/>
-      <w:t>1</w:t>
       <w:fldChar w:fldCharType="end"/>
     </w:r>
   </w:p>
 </w:ftr>
+</file>
+
+<file path=word/header1.xml><?xml version="1.0" encoding="utf-8"?>
+<w:hdr xmlns:m="http://schemas.openxmlformats.org/officeDocument/2006/math" xmlns:mc="http://schemas.openxmlformats.org/markup-compatibility/2006" xmlns:mo="http://schemas.microsoft.com/office/mac/office/2008/main" xmlns:mv="urn:schemas-microsoft-com:mac:vml" xmlns:o="urn:schemas-microsoft-com:office:office" xmlns:r="http://schemas.openxmlformats.org/officeDocument/2006/relationships" xmlns:v="urn:schemas-microsoft-com:vml" xmlns:w10="urn:schemas-microsoft-com:office:word" xmlns:w14="http://schemas.microsoft.com/office/word/2010/wordml" xmlns:w="http://schemas.openxmlformats.org/wordprocessingml/2006/main" xmlns:wne="http://schemas.microsoft.com/office/word/2006/wordml" xmlns:wp14="http://schemas.microsoft.com/office/word/2010/wordprocessingDrawing" xmlns:wp="http://schemas.openxmlformats.org/drawingml/2006/wordprocessingDrawing" xmlns:wpc="http://schemas.microsoft.com/office/word/2010/wordprocessingCanvas" xmlns:wpg="http://schemas.microsoft.com/office/word/2010/wordprocessingGroup" xmlns:wpi="http://schemas.microsoft.com/office/word/2010/wordprocessingInk" xmlns:wps="http://schemas.microsoft.com/office/word/2010/wordprocessingShape" mc:Ignorable="w14 wp14">
+  <w:p>
+    <w:pPr>
+      <w:pStyle w:val="Header"/>
+      <w:jc w:val="left"/>
+    </w:pPr>
+    <w:r/>
+    <w:r>
+      <w:rPr>
+        <w:rFonts w:ascii="Times New Roman" w:hAnsi="Times New Roman"/>
+        <w:b/>
+        <w:color w:val="7B2D3B"/>
+        <w:sz w:val="24"/>
+      </w:rPr>
+      <w:t>Waldkrone HealthTech GmbH</w:t>
+    </w:r>
+  </w:p>
+  <w:p>
+    <w:pPr>
+      <w:jc w:val="left"/>
+      <w:pBdr>
+        <w:bottom w:val="single" w:sz="6" w:space="2" w:color="7B2D3B"/>
+      </w:pBdr>
+    </w:pPr>
+    <w:r>
+      <w:rPr>
+        <w:rFonts w:ascii="Times New Roman" w:hAnsi="Times New Roman"/>
+        <w:color w:val="6B6B66"/>
+        <w:sz w:val="16"/>
+      </w:rPr>
+      <w:t>Exportfreigaben und Bonusentscheidung</w:t>
+    </w:r>
+  </w:p>
+</w:hdr>
 </file>
 
 <file path=word/numbering.xml><?xml version="1.0" encoding="utf-8"?>
